--- a/Team1/Documentation/Documentation2_Team1.docx
+++ b/Team1/Documentation/Documentation2_Team1.docx
@@ -1,276 +1,345 @@
 
 <file path=word/document.xml><?xml version="1.0" encoding="utf-8"?>
-<w:document xmlns:mc="http://schemas.openxmlformats.org/markup-compatibility/2006" xmlns:o="urn:schemas-microsoft-com:office:office" xmlns:r="http://schemas.openxmlformats.org/officeDocument/2006/relationships" xmlns:m="http://schemas.openxmlformats.org/officeDocument/2006/math" xmlns:v="urn:schemas-microsoft-com:vml" xmlns:wp="http://schemas.openxmlformats.org/drawingml/2006/wordprocessingDrawing" xmlns:w10="urn:schemas-microsoft-com:office:word" xmlns:w="http://schemas.openxmlformats.org/wordprocessingml/2006/main" xmlns:wne="http://schemas.microsoft.com/office/word/2006/wordml" xmlns:sl="http://schemas.openxmlformats.org/schemaLibrary/2006/main" xmlns:a="http://schemas.openxmlformats.org/drawingml/2006/main" xmlns:pic="http://schemas.openxmlformats.org/drawingml/2006/picture" xmlns:c="http://schemas.openxmlformats.org/drawingml/2006/chart" xmlns:lc="http://schemas.openxmlformats.org/drawingml/2006/lockedCanvas" xmlns:dgm="http://schemas.openxmlformats.org/drawingml/2006/diagram" xmlns:wps="http://schemas.microsoft.com/office/word/2010/wordprocessingShape" xmlns:wpg="http://schemas.microsoft.com/office/word/2010/wordprocessingGroup" xmlns:w14="http://schemas.microsoft.com/office/word/2010/wordml" xmlns:w15="http://schemas.microsoft.com/office/word/2012/wordml" xmlns:w16="http://schemas.microsoft.com/office/word/2018/wordml" xmlns:w16cex="http://schemas.microsoft.com/office/word/2018/wordml/cex" xmlns:w16cid="http://schemas.microsoft.com/office/word/2016/wordml/cid" xmlns="http://schemas.microsoft.com/office/tasks/2019/documenttasks" xmlns:cr="http://schemas.microsoft.com/office/comments/2020/reactions">
+<w:document xmlns:wpc="http://schemas.microsoft.com/office/word/2010/wordprocessingCanvas" xmlns:cx="http://schemas.microsoft.com/office/drawing/2014/chartex" xmlns:cx1="http://schemas.microsoft.com/office/drawing/2015/9/8/chartex" xmlns:cx2="http://schemas.microsoft.com/office/drawing/2015/10/21/chartex" xmlns:cx3="http://schemas.microsoft.com/office/drawing/2016/5/9/chartex" xmlns:cx4="http://schemas.microsoft.com/office/drawing/2016/5/10/chartex" xmlns:cx5="http://schemas.microsoft.com/office/drawing/2016/5/11/chartex" xmlns:cx6="http://schemas.microsoft.com/office/drawing/2016/5/12/chartex" xmlns:cx7="http://schemas.microsoft.com/office/drawing/2016/5/13/chartex" xmlns:cx8="http://schemas.microsoft.com/office/drawing/2016/5/14/chartex" xmlns:mc="http://schemas.openxmlformats.org/markup-compatibility/2006" xmlns:aink="http://schemas.microsoft.com/office/drawing/2016/ink" xmlns:am3d="http://schemas.microsoft.com/office/drawing/2017/model3d" xmlns:o="urn:schemas-microsoft-com:office:office" xmlns:oel="http://schemas.microsoft.com/office/2019/extlst" xmlns:r="http://schemas.openxmlformats.org/officeDocument/2006/relationships" xmlns:m="http://schemas.openxmlformats.org/officeDocument/2006/math" xmlns:v="urn:schemas-microsoft-com:vml" xmlns:wp14="http://schemas.microsoft.com/office/word/2010/wordprocessingDrawing" xmlns:wp="http://schemas.openxmlformats.org/drawingml/2006/wordprocessingDrawing" xmlns:w10="urn:schemas-microsoft-com:office:word" xmlns:w="http://schemas.openxmlformats.org/wordprocessingml/2006/main" xmlns:w14="http://schemas.microsoft.com/office/word/2010/wordml" xmlns:w15="http://schemas.microsoft.com/office/word/2012/wordml" xmlns:w16cex="http://schemas.microsoft.com/office/word/2018/wordml/cex" xmlns:w16cid="http://schemas.microsoft.com/office/word/2016/wordml/cid" xmlns:w16="http://schemas.microsoft.com/office/word/2018/wordml" xmlns:w16du="http://schemas.microsoft.com/office/word/2023/wordml/word16du" xmlns:w16sdtdh="http://schemas.microsoft.com/office/word/2020/wordml/sdtdatahash" xmlns:w16sdtfl="http://schemas.microsoft.com/office/word/2024/wordml/sdtformatlock" xmlns:w16se="http://schemas.microsoft.com/office/word/2015/wordml/symex" xmlns:wpg="http://schemas.microsoft.com/office/word/2010/wordprocessingGroup" xmlns:wpi="http://schemas.microsoft.com/office/word/2010/wordprocessingInk" xmlns:wne="http://schemas.microsoft.com/office/word/2006/wordml" xmlns:wps="http://schemas.microsoft.com/office/word/2010/wordprocessingShape" mc:Ignorable="w14 w15 w16se w16cid w16 w16cex w16sdtdh w16sdtfl w16du wp14">
   <w:body>
     <w:p>
       <w:pPr>
-        <w:spacing w:after="240" w:before="240" w:lineRule="auto"/>
-        <w:rPr/>
-      </w:pPr>
-      <w:r>
+        <w:spacing w:before="240" w:after="240"/>
+      </w:pPr>
+      <w:r>
+        <w:t>Presentation 2</w:t>
+      </w:r>
+    </w:p>
+    <w:p>
+      <w:pPr>
+        <w:spacing w:before="240" w:after="240"/>
         <w:rPr>
-          <w:rtl w:val="0"/>
+          <w:i/>
+          <w:iCs/>
         </w:rPr>
-        <w:t xml:space="preserve">Presentation 2</w:t>
-      </w:r>
-    </w:p>
-    <w:p>
-      <w:pPr>
-        <w:spacing w:after="240" w:before="240" w:lineRule="auto"/>
+      </w:pPr>
+      <w:r>
         <w:rPr>
-          <w:i w:val="1"/>
-          <w:iCs w:val="1"/>
+          <w:b/>
+          <w:bCs/>
         </w:rPr>
-      </w:pPr>
+        <w:t>What did each of the team members do?</w:t>
+      </w:r>
+    </w:p>
+    <w:p>
+      <w:pPr>
+        <w:spacing w:before="240" w:after="240"/>
+      </w:pPr>
+      <w:r>
+        <w:t xml:space="preserve">Siddarth (math): </w:t>
+      </w:r>
+    </w:p>
+    <w:p>
+      <w:pPr>
+        <w:spacing w:before="240" w:after="240"/>
+      </w:pPr>
+      <w:r>
+        <w:t xml:space="preserve">Dustin and Eric (coding): Implemented tasks 1-6 &amp; 8 and executed results. We edited the core MIL training pipeline and the hierarchical attention MIL model. Implemented attention </w:t>
+      </w:r>
+      <w:proofErr w:type="gramStart"/>
+      <w:r>
+        <w:t>entropy based</w:t>
+      </w:r>
+      <w:proofErr w:type="gramEnd"/>
+      <w:r>
+        <w:t xml:space="preserve"> regularization path. Also implemented gated attention.</w:t>
+      </w:r>
+    </w:p>
+    <w:p>
+      <w:pPr>
+        <w:spacing w:before="240" w:after="240"/>
+      </w:pPr>
+      <w:r>
+        <w:t>Andrew and Kai (analysis)</w:t>
+      </w:r>
+      <w:proofErr w:type="gramStart"/>
+      <w:r>
+        <w:t>:  We</w:t>
+      </w:r>
+      <w:proofErr w:type="gramEnd"/>
+      <w:r>
+        <w:t xml:space="preserve"> evaluated the trained model by analyzing loss curves, confusion matrices, and deviation plots to understand learning stability, prediction behavior, and confidence alignment. We also examined attention distributions at the patch/slice/stain levels to interpret how the model focused on different regions and modalities during prediction. By comparing high and low attention patches in both correctly and incorrectly classified cases, we investigated whether the model’s attention was clinically meaningful or influenced by ambiguous features or biases. Based on our conducted analysis, we also helped curate next steps for future work. </w:t>
+      </w:r>
       <w:r>
         <w:rPr>
-          <w:b w:val="1"/>
-          <w:bCs w:val="1"/>
-          <w:rtl w:val="0"/>
+          <w:b/>
+          <w:bCs/>
         </w:rPr>
-        <w:t xml:space="preserve">What did each of the team members do?</w:t>
-      </w:r>
-      <w:r>
+        <w:t>Important note</w:t>
+      </w:r>
+      <w:r>
+        <w:t xml:space="preserve">: we were ultimately only able to perform the analysis on our slightly outdated model with Tasks 1-4 &amp; 8 implemented, since our newer model executed without enough time left to analyze meaningfully, record, and submit. </w:t>
+      </w:r>
+    </w:p>
+    <w:p>
+      <w:pPr>
+        <w:spacing w:before="240" w:after="240"/>
         <w:rPr>
-          <w:rtl w:val="0"/>
+          <w:b/>
+          <w:bCs/>
         </w:rPr>
-      </w:r>
-    </w:p>
-    <w:p>
-      <w:pPr>
-        <w:spacing w:after="240" w:before="240" w:lineRule="auto"/>
-        <w:rPr/>
       </w:pPr>
       <w:r>
         <w:rPr>
-          <w:rtl w:val="0"/>
+          <w:b/>
+          <w:bCs/>
         </w:rPr>
-        <w:t xml:space="preserve">Siddarth (math)</w:t>
-      </w:r>
+        <w:t xml:space="preserve">How does it </w:t>
+      </w:r>
+      <w:proofErr w:type="gramStart"/>
       <w:r>
         <w:rPr>
-          <w:rtl w:val="0"/>
+          <w:b/>
+          <w:bCs/>
         </w:rPr>
-        <w:t xml:space="preserve">: </w:t>
-      </w:r>
-    </w:p>
-    <w:p>
-      <w:pPr>
-        <w:spacing w:after="240" w:before="240" w:lineRule="auto"/>
-        <w:rPr/>
-      </w:pPr>
+        <w:t>help</w:t>
+      </w:r>
+      <w:proofErr w:type="gramEnd"/>
       <w:r>
         <w:rPr>
-          <w:rtl w:val="0"/>
+          <w:b/>
+          <w:bCs/>
         </w:rPr>
-        <w:t xml:space="preserve">Dustin and Eric (coding): Implemented tasks 1-6 &amp; 8 and executed results. We edited the core MIL training pipeline and the hierarchical attention MIL model. Implemented attention entropy based regularization path. Also implemented gated attention.</w:t>
-      </w:r>
-    </w:p>
-    <w:p>
-      <w:pPr>
-        <w:spacing w:after="240" w:before="240" w:lineRule="auto"/>
-        <w:rPr/>
-      </w:pPr>
-      <w:r>
+        <w:t xml:space="preserve"> the project?</w:t>
+      </w:r>
+    </w:p>
+    <w:p>
+      <w:pPr>
+        <w:spacing w:before="240" w:after="240"/>
+      </w:pPr>
+      <w:r>
+        <w:t xml:space="preserve">The code changes improve the model quality, interpretability, experimentation speed, and reporting. The hierarchical MIL and attention regularization setup gives stronger learning from weak labels and can improve generalization on unseen cases. Patch/slice/case attention outputs and summaries show where the model is focusing, making results easier to validate clinically. Separate task pipelines let you run ablations cleanly and compare methods without rewriting core code. Structured run folders with checkpoints, results.txt, predictions.csv, and attention artifacts make comparisons traceable and </w:t>
+      </w:r>
+      <w:proofErr w:type="gramStart"/>
+      <w:r>
+        <w:t>report-ready</w:t>
+      </w:r>
+      <w:proofErr w:type="gramEnd"/>
+      <w:r>
+        <w:t xml:space="preserve">. </w:t>
+      </w:r>
+    </w:p>
+    <w:p>
+      <w:pPr>
+        <w:spacing w:before="240" w:after="240"/>
+      </w:pPr>
+      <w:r>
+        <w:t>The analysis section helped the team move beyond raw accuracy metrics and understand why the model was making certain errors. Identifying unstable generalization patterns, calibration issues, and attention sparsity allowed us to pinpoint specific weaknesses in the model’s learning process. The insights we found directly informed recommended next steps and helped provide a clear path to improving robustness, interpretability, and overall performance in future iterations.</w:t>
+      </w:r>
+    </w:p>
+    <w:p>
+      <w:pPr>
+        <w:spacing w:before="240" w:after="240"/>
         <w:rPr>
-          <w:rtl w:val="0"/>
+          <w:b/>
+          <w:bCs/>
         </w:rPr>
-        <w:t xml:space="preserve">Andrew and Kai (analysis):  We evaluated the trained model by analyzing loss curves, confusion matrices, and deviation plots to understand learning stability, prediction behavior, and confidence alignment. We also examined attention distributions at the patch/slice/stain levels to interpret how the model focused on different regions and modalities during prediction. By comparing high and low attention patches in both correctly and incorrectly classified cases, we investigated whether the model’s attention was clinically meaningful or influenced by ambiguous features or biases. Based on our conducted analysis, we also helped curate next steps for future work. </w:t>
-      </w:r>
+      </w:pPr>
       <w:r>
         <w:rPr>
-          <w:b w:val="1"/>
-          <w:bCs w:val="1"/>
-          <w:rtl w:val="0"/>
+          <w:b/>
+          <w:bCs/>
         </w:rPr>
-        <w:t xml:space="preserve">Important note</w:t>
-      </w:r>
-      <w:r>
+        <w:t>Issues faced that haven’t been resolved:</w:t>
+      </w:r>
+    </w:p>
+    <w:p>
+      <w:pPr>
+        <w:spacing w:before="240" w:after="240"/>
+      </w:pPr>
+      <w:r>
+        <w:t>Sub-optimal performance on Tasks 5 &amp; 6. Gating issues in Task 6. Integrating updated/current model in our analysis since this model finished executing too close to the due date.</w:t>
+      </w:r>
+    </w:p>
+    <w:p>
+      <w:pPr>
+        <w:spacing w:before="240" w:after="240"/>
+      </w:pPr>
+      <w:r>
+        <w:t xml:space="preserve">We also recognize that for the analysis, we must continually produce these visualizations </w:t>
+      </w:r>
+      <w:proofErr w:type="gramStart"/>
+      <w:r>
+        <w:t>in order to</w:t>
+      </w:r>
+      <w:proofErr w:type="gramEnd"/>
+      <w:r>
+        <w:t xml:space="preserve"> make targeted improvements to Task 5 &amp; 6.</w:t>
+      </w:r>
+    </w:p>
+    <w:p>
+      <w:pPr>
+        <w:spacing w:before="240" w:after="240"/>
         <w:rPr>
-          <w:rtl w:val="0"/>
+          <w:b/>
+          <w:bCs/>
         </w:rPr>
-        <w:t xml:space="preserve">: we were ultimately only able to perform the analysis on our slightly outdated model with Tasks 1-4 &amp; 8 implemented, since our newer model executed without enough time left to analyze meaningfully, record, and submit. </w:t>
-      </w:r>
-    </w:p>
-    <w:p>
-      <w:pPr>
-        <w:spacing w:after="240" w:before="240" w:lineRule="auto"/>
+      </w:pPr>
+      <w:r>
         <w:rPr>
-          <w:b w:val="1"/>
-          <w:bCs w:val="1"/>
+          <w:b/>
+          <w:bCs/>
         </w:rPr>
+        <w:lastRenderedPageBreak/>
+        <w:t>Proposed next steps:</w:t>
+      </w:r>
+    </w:p>
+    <w:p>
+      <w:pPr>
+        <w:spacing w:before="240" w:after="240"/>
+      </w:pPr>
+      <w:r>
+        <w:t xml:space="preserve">To improve Task </w:t>
+      </w:r>
+      <w:proofErr w:type="gramStart"/>
+      <w:r>
+        <w:t>5</w:t>
+      </w:r>
+      <w:proofErr w:type="gramEnd"/>
+      <w:r>
+        <w:t xml:space="preserve"> we recommend trying a smaller lambda value or decay lambda across layers to prevent over-regularization.  For Task 6, we need to tune/remove constant terms added to weights. </w:t>
+      </w:r>
+    </w:p>
+    <w:p>
+      <w:pPr>
+        <w:spacing w:before="240" w:after="240"/>
+      </w:pPr>
+      <w:r>
+        <w:t xml:space="preserve">We also need the model to train for more epochs to allow for convergence, and we propose </w:t>
+      </w:r>
+      <w:proofErr w:type="gramStart"/>
+      <w:r>
+        <w:t>tuning</w:t>
+      </w:r>
+      <w:proofErr w:type="gramEnd"/>
+      <w:r>
+        <w:t xml:space="preserve"> the decision threshold to avoid predicting high-grade cases as benign. Further, we propose adding stain augmentation and patch sampling improvements. </w:t>
+      </w:r>
+    </w:p>
+    <w:p>
+      <w:pPr>
+        <w:spacing w:before="240" w:after="240"/>
       </w:pPr>
       <w:r>
         <w:rPr>
-          <w:b w:val="1"/>
-          <w:bCs w:val="1"/>
-          <w:rtl w:val="0"/>
+          <w:b/>
+          <w:bCs/>
         </w:rPr>
-        <w:t xml:space="preserve">How does it help the project?</w:t>
-      </w:r>
-    </w:p>
-    <w:p>
-      <w:pPr>
-        <w:spacing w:after="240" w:before="240" w:lineRule="auto"/>
-        <w:rPr/>
-      </w:pPr>
-      <w:r>
-        <w:rPr>
-          <w:rtl w:val="0"/>
-        </w:rPr>
-        <w:t xml:space="preserve">The code changes improve the model quality, interpretability, experimentation speed, and reporting. The hierarchical MIL and attention regularization setup gives stronger learning from weak labels and can improve generalization on unseen cases. Patch/slice/case attention outputs and summaries show where the model is focusing, making results easier to validate clinically. Separate task pipelines let you run ablations cleanly and compare methods without rewriting core code. Structured run folders with checkpoints, results.txt, predictions.csv, and attention artifacts make comparisons traceable and report-ready. </w:t>
-      </w:r>
-    </w:p>
-    <w:p>
-      <w:pPr>
-        <w:spacing w:after="240" w:before="240" w:lineRule="auto"/>
-        <w:rPr/>
-      </w:pPr>
-      <w:r>
-        <w:rPr>
-          <w:rtl w:val="0"/>
-        </w:rPr>
-        <w:t xml:space="preserve">The analysis section helped the team move beyond raw accuracy metrics and understand why the model was making certain errors. Identifying unstable generalization patterns, calibration issues, and attention sparsity allowed us to pinpoint specific weaknesses in the model’s learning process. The insights we found directly informed recommended next steps and helped provide a clear path to improving robustness, interpretability, and overall performance in future iterations.</w:t>
-      </w:r>
-    </w:p>
-    <w:p>
-      <w:pPr>
-        <w:spacing w:after="240" w:before="240" w:lineRule="auto"/>
-        <w:rPr>
-          <w:b w:val="1"/>
-          <w:bCs w:val="1"/>
-        </w:rPr>
-      </w:pPr>
-      <w:r>
-        <w:rPr>
-          <w:b w:val="1"/>
-          <w:bCs w:val="1"/>
-          <w:rtl w:val="0"/>
-        </w:rPr>
-        <w:t xml:space="preserve">Issues faced that haven’t been resolved:</w:t>
-      </w:r>
-    </w:p>
-    <w:p>
-      <w:pPr>
-        <w:spacing w:after="240" w:before="240" w:lineRule="auto"/>
-        <w:rPr/>
-      </w:pPr>
-      <w:r>
-        <w:rPr>
-          <w:rtl w:val="0"/>
-        </w:rPr>
-        <w:t xml:space="preserve">Sub-optimal performance on Tasks 5 &amp; 6. Gating issues in Task 6. Integrating updated/current model in our analysis since this model finished executing too close to the due date.</w:t>
-      </w:r>
-    </w:p>
-    <w:p>
-      <w:pPr>
-        <w:spacing w:after="240" w:before="240" w:lineRule="auto"/>
-        <w:rPr/>
-      </w:pPr>
-      <w:r>
-        <w:rPr>
-          <w:rtl w:val="0"/>
-        </w:rPr>
-        <w:t xml:space="preserve">We also recognize that for the analysis, we must continually produce these visualizations in order to make targeted improvements to Task 5 &amp; 6.</w:t>
-      </w:r>
-      <w:r>
-        <w:rPr>
-          <w:rtl w:val="0"/>
-        </w:rPr>
-      </w:r>
-    </w:p>
-    <w:p>
-      <w:pPr>
-        <w:spacing w:after="240" w:before="240" w:lineRule="auto"/>
-        <w:rPr>
-          <w:b w:val="1"/>
-          <w:bCs w:val="1"/>
-        </w:rPr>
-      </w:pPr>
-      <w:r>
-        <w:rPr>
-          <w:b w:val="1"/>
-          <w:bCs w:val="1"/>
-          <w:rtl w:val="0"/>
-        </w:rPr>
-        <w:t xml:space="preserve">Proposed next steps:</w:t>
-      </w:r>
-    </w:p>
-    <w:p>
-      <w:pPr>
-        <w:spacing w:after="240" w:before="240" w:lineRule="auto"/>
-        <w:rPr/>
-      </w:pPr>
-      <w:r>
-        <w:rPr>
-          <w:rtl w:val="0"/>
-        </w:rPr>
-        <w:t xml:space="preserve">To improve Task 5 we recommend trying a smaller lambda value or decay lambda across layers to prevent over-regularization.  For Task 6, we need to tune/remove constant terms added to weights. </w:t>
-      </w:r>
-    </w:p>
-    <w:p>
-      <w:pPr>
-        <w:spacing w:after="240" w:before="240" w:lineRule="auto"/>
-        <w:rPr/>
-      </w:pPr>
-      <w:r>
-        <w:rPr>
-          <w:rtl w:val="0"/>
-        </w:rPr>
-        <w:t xml:space="preserve">We also need the model to train for more epochs to allow for convergence, and we propose tuning the decision threshold to avoid predicting high-grade cases as benign. Further, we propose adding stain augmentation and patch sampling improvements. </w:t>
-      </w:r>
-    </w:p>
-    <w:p>
-      <w:pPr>
-        <w:spacing w:after="240" w:before="240" w:lineRule="auto"/>
-        <w:rPr/>
-      </w:pPr>
-      <w:r>
-        <w:rPr>
-          <w:b w:val="1"/>
-          <w:bCs w:val="1"/>
-          <w:rtl w:val="0"/>
-        </w:rPr>
-        <w:t xml:space="preserve">References</w:t>
-      </w:r>
-      <w:r>
-        <w:rPr>
-          <w:rtl w:val="0"/>
-        </w:rPr>
-      </w:r>
-    </w:p>
-    <w:p>
-      <w:pPr>
-        <w:rPr/>
-      </w:pPr>
-      <w:r>
-        <w:rPr>
-          <w:rtl w:val="0"/>
-        </w:rPr>
-      </w:r>
-    </w:p>
+        <w:t>References</w:t>
+      </w:r>
+    </w:p>
+    <w:p>
+      <w:r>
+        <w:t xml:space="preserve">Eric’s Code: </w:t>
+      </w:r>
+    </w:p>
+    <w:p>
+      <w:hyperlink r:id="rId4" w:history="1">
+        <w:r>
+          <w:rPr>
+            <w:rStyle w:val="Hyperlink"/>
+          </w:rPr>
+          <w:t>main_task</w:t>
+        </w:r>
+        <w:r>
+          <w:rPr>
+            <w:rStyle w:val="Hyperlink"/>
+          </w:rPr>
+          <w:t>5</w:t>
+        </w:r>
+        <w:r>
+          <w:rPr>
+            <w:rStyle w:val="Hyperlink"/>
+          </w:rPr>
+          <w:t>.py</w:t>
+        </w:r>
+      </w:hyperlink>
+    </w:p>
+    <w:p>
+      <w:hyperlink r:id="rId5" w:history="1">
+        <w:r>
+          <w:rPr>
+            <w:rStyle w:val="Hyperlink"/>
+          </w:rPr>
+          <w:t>models_task5.py</w:t>
+        </w:r>
+      </w:hyperlink>
+      <w:r>
+        <w:t xml:space="preserve"> </w:t>
+      </w:r>
+    </w:p>
+    <w:p>
+      <w:hyperlink r:id="rId6" w:history="1">
+        <w:r>
+          <w:rPr>
+            <w:rStyle w:val="Hyperlink"/>
+          </w:rPr>
+          <w:t>trainer_task5.py</w:t>
+        </w:r>
+      </w:hyperlink>
+      <w:r>
+        <w:t xml:space="preserve"> </w:t>
+      </w:r>
+    </w:p>
+    <w:p/>
+    <w:p>
+      <w:r>
+        <w:t>Dustin’s Code:</w:t>
+      </w:r>
+    </w:p>
+    <w:p>
+      <w:hyperlink r:id="rId7" w:history="1">
+        <w:r>
+          <w:rPr>
+            <w:rStyle w:val="Hyperlink"/>
+          </w:rPr>
+          <w:t>main_task6.py</w:t>
+        </w:r>
+      </w:hyperlink>
+      <w:r>
+        <w:t xml:space="preserve"> </w:t>
+      </w:r>
+    </w:p>
+    <w:p>
+      <w:hyperlink r:id="rId8" w:history="1">
+        <w:r>
+          <w:rPr>
+            <w:rStyle w:val="Hyperlink"/>
+          </w:rPr>
+          <w:t>models_task_6_dustin.py</w:t>
+        </w:r>
+      </w:hyperlink>
+      <w:r>
+        <w:t xml:space="preserve"> </w:t>
+      </w:r>
+    </w:p>
+    <w:p/>
+    <w:p/>
+    <w:p/>
     <w:sectPr>
-      <w:pgSz w:h="15840" w:w="12240" w:orient="portrait"/>
-      <w:pgMar w:bottom="1440" w:top="1440" w:left="1440" w:right="1440" w:header="720" w:footer="720"/>
+      <w:pgSz w:w="12240" w:h="15840"/>
+      <w:pgMar w:top="1440" w:right="1440" w:bottom="1440" w:left="1440" w:header="720" w:footer="720" w:gutter="0"/>
       <w:pgNumType w:start="1"/>
+      <w:cols w:space="720"/>
     </w:sectPr>
   </w:body>
 </w:document>
 </file>
 
-<file path=word/numbering.xml><?xml version="1.0" encoding="utf-8"?>
-<w:numbering xmlns:mc="http://schemas.openxmlformats.org/markup-compatibility/2006" xmlns:o="urn:schemas-microsoft-com:office:office" xmlns:r="http://schemas.openxmlformats.org/officeDocument/2006/relationships" xmlns:m="http://schemas.openxmlformats.org/officeDocument/2006/math" xmlns:v="urn:schemas-microsoft-com:vml" xmlns:wp="http://schemas.openxmlformats.org/drawingml/2006/wordprocessingDrawing" xmlns:w10="urn:schemas-microsoft-com:office:word" xmlns:w="http://schemas.openxmlformats.org/wordprocessingml/2006/main" xmlns:wne="http://schemas.microsoft.com/office/word/2006/wordml" xmlns:sl="http://schemas.openxmlformats.org/schemaLibrary/2006/main" xmlns:a="http://schemas.openxmlformats.org/drawingml/2006/main" xmlns:pic="http://schemas.openxmlformats.org/drawingml/2006/picture" xmlns:c="http://schemas.openxmlformats.org/drawingml/2006/chart" xmlns:lc="http://schemas.openxmlformats.org/drawingml/2006/lockedCanvas" xmlns:dgm="http://schemas.openxmlformats.org/drawingml/2006/diagram" xmlns:wps="http://schemas.microsoft.com/office/word/2010/wordprocessingShape" xmlns:wpg="http://schemas.microsoft.com/office/word/2010/wordprocessingGroup" xmlns:w14="http://schemas.microsoft.com/office/word/2010/wordml" xmlns:w15="http://schemas.microsoft.com/office/word/2012/wordml" xmlns:w16="http://schemas.microsoft.com/office/word/2018/wordml" xmlns:w16cex="http://schemas.microsoft.com/office/word/2018/wordml/cex" xmlns:w16cid="http://schemas.microsoft.com/office/word/2016/wordml/cid" xmlns="http://schemas.microsoft.com/office/tasks/2019/documenttasks" xmlns:cr="http://schemas.microsoft.com/office/comments/2020/reactions"/>
-</file>
-
 <file path=word/styles.xml><?xml version="1.0" encoding="utf-8"?>
-<w:styles xmlns:mc="http://schemas.openxmlformats.org/markup-compatibility/2006" xmlns:o="urn:schemas-microsoft-com:office:office" xmlns:r="http://schemas.openxmlformats.org/officeDocument/2006/relationships" xmlns:m="http://schemas.openxmlformats.org/officeDocument/2006/math" xmlns:v="urn:schemas-microsoft-com:vml" xmlns:wp="http://schemas.openxmlformats.org/drawingml/2006/wordprocessingDrawing" xmlns:w10="urn:schemas-microsoft-com:office:word" xmlns:w="http://schemas.openxmlformats.org/wordprocessingml/2006/main" xmlns:wne="http://schemas.microsoft.com/office/word/2006/wordml" xmlns:sl="http://schemas.openxmlformats.org/schemaLibrary/2006/main" xmlns:a="http://schemas.openxmlformats.org/drawingml/2006/main" xmlns:pic="http://schemas.openxmlformats.org/drawingml/2006/picture" xmlns:c="http://schemas.openxmlformats.org/drawingml/2006/chart" xmlns:lc="http://schemas.openxmlformats.org/drawingml/2006/lockedCanvas" xmlns:dgm="http://schemas.openxmlformats.org/drawingml/2006/diagram" xmlns:wps="http://schemas.microsoft.com/office/word/2010/wordprocessingShape" xmlns:wpg="http://schemas.microsoft.com/office/word/2010/wordprocessingGroup" xmlns:w14="http://schemas.microsoft.com/office/word/2010/wordml" xmlns:w15="http://schemas.microsoft.com/office/word/2012/wordml" xmlns:w16="http://schemas.microsoft.com/office/word/2018/wordml" xmlns:w16cex="http://schemas.microsoft.com/office/word/2018/wordml/cex" xmlns:w16cid="http://schemas.microsoft.com/office/word/2016/wordml/cid" xmlns="http://schemas.microsoft.com/office/tasks/2019/documenttasks" xmlns:cr="http://schemas.microsoft.com/office/comments/2020/reactions">
+<w:styles xmlns:mc="http://schemas.openxmlformats.org/markup-compatibility/2006" xmlns:r="http://schemas.openxmlformats.org/officeDocument/2006/relationships" xmlns:w="http://schemas.openxmlformats.org/wordprocessingml/2006/main" xmlns:w14="http://schemas.microsoft.com/office/word/2010/wordml" xmlns:w15="http://schemas.microsoft.com/office/word/2012/wordml" xmlns:w16cex="http://schemas.microsoft.com/office/word/2018/wordml/cex" xmlns:w16cid="http://schemas.microsoft.com/office/word/2016/wordml/cid" xmlns:w16="http://schemas.microsoft.com/office/word/2018/wordml" xmlns:w16du="http://schemas.microsoft.com/office/word/2023/wordml/word16du" xmlns:w16sdtdh="http://schemas.microsoft.com/office/word/2020/wordml/sdtdatahash" xmlns:w16sdtfl="http://schemas.microsoft.com/office/word/2024/wordml/sdtformatlock" xmlns:w16se="http://schemas.microsoft.com/office/word/2015/wordml/symex" mc:Ignorable="w14 w15 w16se w16cid w16 w16cex w16sdtdh w16sdtfl w16du">
   <w:docDefaults>
     <w:rPrDefault>
       <w:rPr>
-        <w:rFonts w:ascii="Arial" w:cs="Arial" w:eastAsia="Arial" w:hAnsi="Arial"/>
+        <w:rFonts w:ascii="Arial" w:eastAsia="Arial" w:hAnsi="Arial" w:cs="Arial"/>
         <w:sz w:val="22"/>
         <w:szCs w:val="22"/>
-        <w:lang w:val="en"/>
+        <w:lang w:val="en" w:eastAsia="en-US" w:bidi="ar-SA"/>
       </w:rPr>
     </w:rPrDefault>
     <w:pPrDefault>
@@ -279,29 +348,399 @@
       </w:pPr>
     </w:pPrDefault>
   </w:docDefaults>
-  <w:style w:type="table" w:styleId="TableNormal" w:default="1">
-    <w:name w:val="TableNormal"/>
-    <w:tblPr>
-      <w:tblCellMar>
-        <w:top w:w="100.0" w:type="dxa"/>
-        <w:left w:w="100.0" w:type="dxa"/>
-        <w:bottom w:w="100.0" w:type="dxa"/>
-        <w:right w:w="100.0" w:type="dxa"/>
-      </w:tblCellMar>
-    </w:tblPr>
-  </w:style>
-  <w:style w:type="paragraph" w:styleId="Normal" w:default="1">
-    <w:name w:val="normal"/>
+  <w:latentStyles w:defLockedState="0" w:defUIPriority="99" w:defSemiHidden="0" w:defUnhideWhenUsed="0" w:defQFormat="0" w:count="376">
+    <w:lsdException w:name="Normal" w:uiPriority="0" w:qFormat="1"/>
+    <w:lsdException w:name="heading 1" w:uiPriority="9" w:qFormat="1"/>
+    <w:lsdException w:name="heading 2" w:semiHidden="1" w:uiPriority="9" w:unhideWhenUsed="1" w:qFormat="1"/>
+    <w:lsdException w:name="heading 3" w:semiHidden="1" w:uiPriority="9" w:unhideWhenUsed="1" w:qFormat="1"/>
+    <w:lsdException w:name="heading 4" w:semiHidden="1" w:uiPriority="9" w:unhideWhenUsed="1" w:qFormat="1"/>
+    <w:lsdException w:name="heading 5" w:semiHidden="1" w:uiPriority="9" w:unhideWhenUsed="1" w:qFormat="1"/>
+    <w:lsdException w:name="heading 6" w:semiHidden="1" w:uiPriority="9" w:unhideWhenUsed="1" w:qFormat="1"/>
+    <w:lsdException w:name="heading 7" w:semiHidden="1" w:uiPriority="9" w:unhideWhenUsed="1" w:qFormat="1"/>
+    <w:lsdException w:name="heading 8" w:semiHidden="1" w:uiPriority="9" w:unhideWhenUsed="1" w:qFormat="1"/>
+    <w:lsdException w:name="heading 9" w:semiHidden="1" w:uiPriority="9" w:unhideWhenUsed="1" w:qFormat="1"/>
+    <w:lsdException w:name="index 1" w:semiHidden="1" w:unhideWhenUsed="1"/>
+    <w:lsdException w:name="index 2" w:semiHidden="1" w:unhideWhenUsed="1"/>
+    <w:lsdException w:name="index 3" w:semiHidden="1" w:unhideWhenUsed="1"/>
+    <w:lsdException w:name="index 4" w:semiHidden="1" w:unhideWhenUsed="1"/>
+    <w:lsdException w:name="index 5" w:semiHidden="1" w:unhideWhenUsed="1"/>
+    <w:lsdException w:name="index 6" w:semiHidden="1" w:unhideWhenUsed="1"/>
+    <w:lsdException w:name="index 7" w:semiHidden="1" w:unhideWhenUsed="1"/>
+    <w:lsdException w:name="index 8" w:semiHidden="1" w:unhideWhenUsed="1"/>
+    <w:lsdException w:name="index 9" w:semiHidden="1" w:unhideWhenUsed="1"/>
+    <w:lsdException w:name="toc 1" w:semiHidden="1" w:uiPriority="39" w:unhideWhenUsed="1"/>
+    <w:lsdException w:name="toc 2" w:semiHidden="1" w:uiPriority="39" w:unhideWhenUsed="1"/>
+    <w:lsdException w:name="toc 3" w:semiHidden="1" w:uiPriority="39" w:unhideWhenUsed="1"/>
+    <w:lsdException w:name="toc 4" w:semiHidden="1" w:uiPriority="39" w:unhideWhenUsed="1"/>
+    <w:lsdException w:name="toc 5" w:semiHidden="1" w:uiPriority="39" w:unhideWhenUsed="1"/>
+    <w:lsdException w:name="toc 6" w:semiHidden="1" w:uiPriority="39" w:unhideWhenUsed="1"/>
+    <w:lsdException w:name="toc 7" w:semiHidden="1" w:uiPriority="39" w:unhideWhenUsed="1"/>
+    <w:lsdException w:name="toc 8" w:semiHidden="1" w:uiPriority="39" w:unhideWhenUsed="1"/>
+    <w:lsdException w:name="toc 9" w:semiHidden="1" w:uiPriority="39" w:unhideWhenUsed="1"/>
+    <w:lsdException w:name="Normal Indent" w:semiHidden="1" w:unhideWhenUsed="1"/>
+    <w:lsdException w:name="footnote text" w:semiHidden="1" w:unhideWhenUsed="1"/>
+    <w:lsdException w:name="annotation text" w:semiHidden="1" w:unhideWhenUsed="1"/>
+    <w:lsdException w:name="header" w:semiHidden="1" w:unhideWhenUsed="1"/>
+    <w:lsdException w:name="footer" w:semiHidden="1" w:unhideWhenUsed="1"/>
+    <w:lsdException w:name="index heading" w:semiHidden="1" w:unhideWhenUsed="1"/>
+    <w:lsdException w:name="caption" w:semiHidden="1" w:uiPriority="35" w:unhideWhenUsed="1" w:qFormat="1"/>
+    <w:lsdException w:name="table of figures" w:semiHidden="1" w:unhideWhenUsed="1"/>
+    <w:lsdException w:name="envelope address" w:semiHidden="1" w:unhideWhenUsed="1"/>
+    <w:lsdException w:name="envelope return" w:semiHidden="1" w:unhideWhenUsed="1"/>
+    <w:lsdException w:name="footnote reference" w:semiHidden="1" w:unhideWhenUsed="1"/>
+    <w:lsdException w:name="annotation reference" w:semiHidden="1" w:unhideWhenUsed="1"/>
+    <w:lsdException w:name="line number" w:semiHidden="1" w:unhideWhenUsed="1"/>
+    <w:lsdException w:name="page number" w:semiHidden="1" w:unhideWhenUsed="1"/>
+    <w:lsdException w:name="endnote reference" w:semiHidden="1" w:unhideWhenUsed="1"/>
+    <w:lsdException w:name="endnote text" w:semiHidden="1" w:unhideWhenUsed="1"/>
+    <w:lsdException w:name="table of authorities" w:semiHidden="1" w:unhideWhenUsed="1"/>
+    <w:lsdException w:name="macro" w:semiHidden="1" w:unhideWhenUsed="1"/>
+    <w:lsdException w:name="toa heading" w:semiHidden="1" w:unhideWhenUsed="1"/>
+    <w:lsdException w:name="List" w:semiHidden="1" w:unhideWhenUsed="1"/>
+    <w:lsdException w:name="List Bullet" w:semiHidden="1" w:unhideWhenUsed="1"/>
+    <w:lsdException w:name="List Number" w:semiHidden="1" w:unhideWhenUsed="1"/>
+    <w:lsdException w:name="List 2" w:semiHidden="1" w:unhideWhenUsed="1"/>
+    <w:lsdException w:name="List 3" w:semiHidden="1" w:unhideWhenUsed="1"/>
+    <w:lsdException w:name="List 4" w:semiHidden="1" w:unhideWhenUsed="1"/>
+    <w:lsdException w:name="List 5" w:semiHidden="1" w:unhideWhenUsed="1"/>
+    <w:lsdException w:name="List Bullet 2" w:semiHidden="1" w:unhideWhenUsed="1"/>
+    <w:lsdException w:name="List Bullet 3" w:semiHidden="1" w:unhideWhenUsed="1"/>
+    <w:lsdException w:name="List Bullet 4" w:semiHidden="1" w:unhideWhenUsed="1"/>
+    <w:lsdException w:name="List Bullet 5" w:semiHidden="1" w:unhideWhenUsed="1"/>
+    <w:lsdException w:name="List Number 2" w:semiHidden="1" w:unhideWhenUsed="1"/>
+    <w:lsdException w:name="List Number 3" w:semiHidden="1" w:unhideWhenUsed="1"/>
+    <w:lsdException w:name="List Number 4" w:semiHidden="1" w:unhideWhenUsed="1"/>
+    <w:lsdException w:name="List Number 5" w:semiHidden="1" w:unhideWhenUsed="1"/>
+    <w:lsdException w:name="Title" w:uiPriority="10" w:qFormat="1"/>
+    <w:lsdException w:name="Closing" w:semiHidden="1" w:unhideWhenUsed="1"/>
+    <w:lsdException w:name="Signature" w:semiHidden="1" w:unhideWhenUsed="1"/>
+    <w:lsdException w:name="Default Paragraph Font" w:semiHidden="1" w:uiPriority="1" w:unhideWhenUsed="1"/>
+    <w:lsdException w:name="Body Text" w:semiHidden="1" w:unhideWhenUsed="1"/>
+    <w:lsdException w:name="Body Text Indent" w:semiHidden="1" w:unhideWhenUsed="1"/>
+    <w:lsdException w:name="List Continue" w:semiHidden="1" w:unhideWhenUsed="1"/>
+    <w:lsdException w:name="List Continue 2" w:semiHidden="1" w:unhideWhenUsed="1"/>
+    <w:lsdException w:name="List Continue 3" w:semiHidden="1" w:unhideWhenUsed="1"/>
+    <w:lsdException w:name="List Continue 4" w:semiHidden="1" w:unhideWhenUsed="1"/>
+    <w:lsdException w:name="List Continue 5" w:semiHidden="1" w:unhideWhenUsed="1"/>
+    <w:lsdException w:name="Message Header" w:semiHidden="1" w:unhideWhenUsed="1"/>
+    <w:lsdException w:name="Subtitle" w:uiPriority="11" w:qFormat="1"/>
+    <w:lsdException w:name="Salutation" w:semiHidden="1" w:unhideWhenUsed="1"/>
+    <w:lsdException w:name="Date" w:semiHidden="1" w:unhideWhenUsed="1"/>
+    <w:lsdException w:name="Body Text First Indent" w:semiHidden="1" w:unhideWhenUsed="1"/>
+    <w:lsdException w:name="Body Text First Indent 2" w:semiHidden="1" w:unhideWhenUsed="1"/>
+    <w:lsdException w:name="Note Heading" w:semiHidden="1" w:unhideWhenUsed="1"/>
+    <w:lsdException w:name="Body Text 2" w:semiHidden="1" w:unhideWhenUsed="1"/>
+    <w:lsdException w:name="Body Text 3" w:semiHidden="1" w:unhideWhenUsed="1"/>
+    <w:lsdException w:name="Body Text Indent 2" w:semiHidden="1" w:unhideWhenUsed="1"/>
+    <w:lsdException w:name="Body Text Indent 3" w:semiHidden="1" w:unhideWhenUsed="1"/>
+    <w:lsdException w:name="Block Text" w:semiHidden="1" w:unhideWhenUsed="1"/>
+    <w:lsdException w:name="Hyperlink" w:semiHidden="1" w:unhideWhenUsed="1"/>
+    <w:lsdException w:name="FollowedHyperlink" w:semiHidden="1" w:unhideWhenUsed="1"/>
+    <w:lsdException w:name="Strong" w:uiPriority="22" w:qFormat="1"/>
+    <w:lsdException w:name="Emphasis" w:uiPriority="20" w:qFormat="1"/>
+    <w:lsdException w:name="Document Map" w:semiHidden="1" w:unhideWhenUsed="1"/>
+    <w:lsdException w:name="Plain Text" w:semiHidden="1" w:unhideWhenUsed="1"/>
+    <w:lsdException w:name="E-mail Signature" w:semiHidden="1" w:unhideWhenUsed="1"/>
+    <w:lsdException w:name="HTML Top of Form" w:semiHidden="1" w:unhideWhenUsed="1"/>
+    <w:lsdException w:name="HTML Bottom of Form" w:semiHidden="1" w:unhideWhenUsed="1"/>
+    <w:lsdException w:name="Normal (Web)" w:semiHidden="1" w:unhideWhenUsed="1"/>
+    <w:lsdException w:name="HTML Acronym" w:semiHidden="1" w:unhideWhenUsed="1"/>
+    <w:lsdException w:name="HTML Address" w:semiHidden="1" w:unhideWhenUsed="1"/>
+    <w:lsdException w:name="HTML Cite" w:semiHidden="1" w:unhideWhenUsed="1"/>
+    <w:lsdException w:name="HTML Code" w:semiHidden="1" w:unhideWhenUsed="1"/>
+    <w:lsdException w:name="HTML Definition" w:semiHidden="1" w:unhideWhenUsed="1"/>
+    <w:lsdException w:name="HTML Keyboard" w:semiHidden="1" w:unhideWhenUsed="1"/>
+    <w:lsdException w:name="HTML Preformatted" w:semiHidden="1" w:unhideWhenUsed="1"/>
+    <w:lsdException w:name="HTML Sample" w:semiHidden="1" w:unhideWhenUsed="1"/>
+    <w:lsdException w:name="HTML Typewriter" w:semiHidden="1" w:unhideWhenUsed="1"/>
+    <w:lsdException w:name="HTML Variable" w:semiHidden="1" w:unhideWhenUsed="1"/>
+    <w:lsdException w:name="Normal Table" w:semiHidden="1" w:unhideWhenUsed="1"/>
+    <w:lsdException w:name="annotation subject" w:semiHidden="1" w:unhideWhenUsed="1"/>
+    <w:lsdException w:name="No List" w:semiHidden="1" w:unhideWhenUsed="1"/>
+    <w:lsdException w:name="Outline List 1" w:semiHidden="1" w:unhideWhenUsed="1"/>
+    <w:lsdException w:name="Outline List 2" w:semiHidden="1" w:unhideWhenUsed="1"/>
+    <w:lsdException w:name="Outline List 3" w:semiHidden="1" w:unhideWhenUsed="1"/>
+    <w:lsdException w:name="Table Simple 1" w:semiHidden="1" w:unhideWhenUsed="1"/>
+    <w:lsdException w:name="Table Simple 2" w:semiHidden="1" w:unhideWhenUsed="1"/>
+    <w:lsdException w:name="Table Simple 3" w:semiHidden="1" w:unhideWhenUsed="1"/>
+    <w:lsdException w:name="Table Classic 1" w:semiHidden="1" w:unhideWhenUsed="1"/>
+    <w:lsdException w:name="Table Classic 2" w:semiHidden="1" w:unhideWhenUsed="1"/>
+    <w:lsdException w:name="Table Classic 3" w:semiHidden="1" w:unhideWhenUsed="1"/>
+    <w:lsdException w:name="Table Classic 4" w:semiHidden="1" w:unhideWhenUsed="1"/>
+    <w:lsdException w:name="Table Colorful 1" w:semiHidden="1" w:unhideWhenUsed="1"/>
+    <w:lsdException w:name="Table Colorful 2" w:semiHidden="1" w:unhideWhenUsed="1"/>
+    <w:lsdException w:name="Table Colorful 3" w:semiHidden="1" w:unhideWhenUsed="1"/>
+    <w:lsdException w:name="Table Columns 1" w:semiHidden="1" w:unhideWhenUsed="1"/>
+    <w:lsdException w:name="Table Columns 2" w:semiHidden="1" w:unhideWhenUsed="1"/>
+    <w:lsdException w:name="Table Columns 3" w:semiHidden="1" w:unhideWhenUsed="1"/>
+    <w:lsdException w:name="Table Columns 4" w:semiHidden="1" w:unhideWhenUsed="1"/>
+    <w:lsdException w:name="Table Columns 5" w:semiHidden="1" w:unhideWhenUsed="1"/>
+    <w:lsdException w:name="Table Grid 1" w:semiHidden="1" w:unhideWhenUsed="1"/>
+    <w:lsdException w:name="Table Grid 2" w:semiHidden="1" w:unhideWhenUsed="1"/>
+    <w:lsdException w:name="Table Grid 3" w:semiHidden="1" w:unhideWhenUsed="1"/>
+    <w:lsdException w:name="Table Grid 4" w:semiHidden="1" w:unhideWhenUsed="1"/>
+    <w:lsdException w:name="Table Grid 5" w:semiHidden="1" w:unhideWhenUsed="1"/>
+    <w:lsdException w:name="Table Grid 6" w:semiHidden="1" w:unhideWhenUsed="1"/>
+    <w:lsdException w:name="Table Grid 7" w:semiHidden="1" w:unhideWhenUsed="1"/>
+    <w:lsdException w:name="Table Grid 8" w:semiHidden="1" w:unhideWhenUsed="1"/>
+    <w:lsdException w:name="Table List 1" w:semiHidden="1" w:unhideWhenUsed="1"/>
+    <w:lsdException w:name="Table List 2" w:semiHidden="1" w:unhideWhenUsed="1"/>
+    <w:lsdException w:name="Table List 3" w:semiHidden="1" w:unhideWhenUsed="1"/>
+    <w:lsdException w:name="Table List 4" w:semiHidden="1" w:unhideWhenUsed="1"/>
+    <w:lsdException w:name="Table List 5" w:semiHidden="1" w:unhideWhenUsed="1"/>
+    <w:lsdException w:name="Table List 6" w:semiHidden="1" w:unhideWhenUsed="1"/>
+    <w:lsdException w:name="Table List 7" w:semiHidden="1" w:unhideWhenUsed="1"/>
+    <w:lsdException w:name="Table List 8" w:semiHidden="1" w:unhideWhenUsed="1"/>
+    <w:lsdException w:name="Table 3D effects 1" w:semiHidden="1" w:unhideWhenUsed="1"/>
+    <w:lsdException w:name="Table 3D effects 2" w:semiHidden="1" w:unhideWhenUsed="1"/>
+    <w:lsdException w:name="Table 3D effects 3" w:semiHidden="1" w:unhideWhenUsed="1"/>
+    <w:lsdException w:name="Table Contemporary" w:semiHidden="1" w:unhideWhenUsed="1"/>
+    <w:lsdException w:name="Table Elegant" w:semiHidden="1" w:unhideWhenUsed="1"/>
+    <w:lsdException w:name="Table Professional" w:semiHidden="1" w:unhideWhenUsed="1"/>
+    <w:lsdException w:name="Table Subtle 1" w:semiHidden="1" w:unhideWhenUsed="1"/>
+    <w:lsdException w:name="Table Subtle 2" w:semiHidden="1" w:unhideWhenUsed="1"/>
+    <w:lsdException w:name="Table Web 1" w:semiHidden="1" w:unhideWhenUsed="1"/>
+    <w:lsdException w:name="Table Web 2" w:semiHidden="1" w:unhideWhenUsed="1"/>
+    <w:lsdException w:name="Table Web 3" w:semiHidden="1" w:unhideWhenUsed="1"/>
+    <w:lsdException w:name="Balloon Text" w:semiHidden="1" w:unhideWhenUsed="1"/>
+    <w:lsdException w:name="Table Grid" w:uiPriority="39"/>
+    <w:lsdException w:name="Table Theme" w:semiHidden="1" w:unhideWhenUsed="1"/>
+    <w:lsdException w:name="Placeholder Text" w:semiHidden="1"/>
+    <w:lsdException w:name="No Spacing" w:uiPriority="1" w:qFormat="1"/>
+    <w:lsdException w:name="Light Shading" w:uiPriority="60"/>
+    <w:lsdException w:name="Light List" w:uiPriority="61"/>
+    <w:lsdException w:name="Light Grid" w:uiPriority="62"/>
+    <w:lsdException w:name="Medium Shading 1" w:uiPriority="63"/>
+    <w:lsdException w:name="Medium Shading 2" w:uiPriority="64"/>
+    <w:lsdException w:name="Medium List 1" w:uiPriority="65"/>
+    <w:lsdException w:name="Medium List 2" w:uiPriority="66"/>
+    <w:lsdException w:name="Medium Grid 1" w:uiPriority="67"/>
+    <w:lsdException w:name="Medium Grid 2" w:uiPriority="68"/>
+    <w:lsdException w:name="Medium Grid 3" w:uiPriority="69"/>
+    <w:lsdException w:name="Dark List" w:uiPriority="70"/>
+    <w:lsdException w:name="Colorful Shading" w:uiPriority="71"/>
+    <w:lsdException w:name="Colorful List" w:uiPriority="72"/>
+    <w:lsdException w:name="Colorful Grid" w:uiPriority="73"/>
+    <w:lsdException w:name="Light Shading Accent 1" w:uiPriority="60"/>
+    <w:lsdException w:name="Light List Accent 1" w:uiPriority="61"/>
+    <w:lsdException w:name="Light Grid Accent 1" w:uiPriority="62"/>
+    <w:lsdException w:name="Medium Shading 1 Accent 1" w:uiPriority="63"/>
+    <w:lsdException w:name="Medium Shading 2 Accent 1" w:uiPriority="64"/>
+    <w:lsdException w:name="Medium List 1 Accent 1" w:uiPriority="65"/>
+    <w:lsdException w:name="Revision" w:semiHidden="1"/>
+    <w:lsdException w:name="List Paragraph" w:uiPriority="34" w:qFormat="1"/>
+    <w:lsdException w:name="Quote" w:uiPriority="29" w:qFormat="1"/>
+    <w:lsdException w:name="Intense Quote" w:uiPriority="30" w:qFormat="1"/>
+    <w:lsdException w:name="Medium List 2 Accent 1" w:uiPriority="66"/>
+    <w:lsdException w:name="Medium Grid 1 Accent 1" w:uiPriority="67"/>
+    <w:lsdException w:name="Medium Grid 2 Accent 1" w:uiPriority="68"/>
+    <w:lsdException w:name="Medium Grid 3 Accent 1" w:uiPriority="69"/>
+    <w:lsdException w:name="Dark List Accent 1" w:uiPriority="70"/>
+    <w:lsdException w:name="Colorful Shading Accent 1" w:uiPriority="71"/>
+    <w:lsdException w:name="Colorful List Accent 1" w:uiPriority="72"/>
+    <w:lsdException w:name="Colorful Grid Accent 1" w:uiPriority="73"/>
+    <w:lsdException w:name="Light Shading Accent 2" w:uiPriority="60"/>
+    <w:lsdException w:name="Light List Accent 2" w:uiPriority="61"/>
+    <w:lsdException w:name="Light Grid Accent 2" w:uiPriority="62"/>
+    <w:lsdException w:name="Medium Shading 1 Accent 2" w:uiPriority="63"/>
+    <w:lsdException w:name="Medium Shading 2 Accent 2" w:uiPriority="64"/>
+    <w:lsdException w:name="Medium List 1 Accent 2" w:uiPriority="65"/>
+    <w:lsdException w:name="Medium List 2 Accent 2" w:uiPriority="66"/>
+    <w:lsdException w:name="Medium Grid 1 Accent 2" w:uiPriority="67"/>
+    <w:lsdException w:name="Medium Grid 2 Accent 2" w:uiPriority="68"/>
+    <w:lsdException w:name="Medium Grid 3 Accent 2" w:uiPriority="69"/>
+    <w:lsdException w:name="Dark List Accent 2" w:uiPriority="70"/>
+    <w:lsdException w:name="Colorful Shading Accent 2" w:uiPriority="71"/>
+    <w:lsdException w:name="Colorful List Accent 2" w:uiPriority="72"/>
+    <w:lsdException w:name="Colorful Grid Accent 2" w:uiPriority="73"/>
+    <w:lsdException w:name="Light Shading Accent 3" w:uiPriority="60"/>
+    <w:lsdException w:name="Light List Accent 3" w:uiPriority="61"/>
+    <w:lsdException w:name="Light Grid Accent 3" w:uiPriority="62"/>
+    <w:lsdException w:name="Medium Shading 1 Accent 3" w:uiPriority="63"/>
+    <w:lsdException w:name="Medium Shading 2 Accent 3" w:uiPriority="64"/>
+    <w:lsdException w:name="Medium List 1 Accent 3" w:uiPriority="65"/>
+    <w:lsdException w:name="Medium List 2 Accent 3" w:uiPriority="66"/>
+    <w:lsdException w:name="Medium Grid 1 Accent 3" w:uiPriority="67"/>
+    <w:lsdException w:name="Medium Grid 2 Accent 3" w:uiPriority="68"/>
+    <w:lsdException w:name="Medium Grid 3 Accent 3" w:uiPriority="69"/>
+    <w:lsdException w:name="Dark List Accent 3" w:uiPriority="70"/>
+    <w:lsdException w:name="Colorful Shading Accent 3" w:uiPriority="71"/>
+    <w:lsdException w:name="Colorful List Accent 3" w:uiPriority="72"/>
+    <w:lsdException w:name="Colorful Grid Accent 3" w:uiPriority="73"/>
+    <w:lsdException w:name="Light Shading Accent 4" w:uiPriority="60"/>
+    <w:lsdException w:name="Light List Accent 4" w:uiPriority="61"/>
+    <w:lsdException w:name="Light Grid Accent 4" w:uiPriority="62"/>
+    <w:lsdException w:name="Medium Shading 1 Accent 4" w:uiPriority="63"/>
+    <w:lsdException w:name="Medium Shading 2 Accent 4" w:uiPriority="64"/>
+    <w:lsdException w:name="Medium List 1 Accent 4" w:uiPriority="65"/>
+    <w:lsdException w:name="Medium List 2 Accent 4" w:uiPriority="66"/>
+    <w:lsdException w:name="Medium Grid 1 Accent 4" w:uiPriority="67"/>
+    <w:lsdException w:name="Medium Grid 2 Accent 4" w:uiPriority="68"/>
+    <w:lsdException w:name="Medium Grid 3 Accent 4" w:uiPriority="69"/>
+    <w:lsdException w:name="Dark List Accent 4" w:uiPriority="70"/>
+    <w:lsdException w:name="Colorful Shading Accent 4" w:uiPriority="71"/>
+    <w:lsdException w:name="Colorful List Accent 4" w:uiPriority="72"/>
+    <w:lsdException w:name="Colorful Grid Accent 4" w:uiPriority="73"/>
+    <w:lsdException w:name="Light Shading Accent 5" w:uiPriority="60"/>
+    <w:lsdException w:name="Light List Accent 5" w:uiPriority="61"/>
+    <w:lsdException w:name="Light Grid Accent 5" w:uiPriority="62"/>
+    <w:lsdException w:name="Medium Shading 1 Accent 5" w:uiPriority="63"/>
+    <w:lsdException w:name="Medium Shading 2 Accent 5" w:uiPriority="64"/>
+    <w:lsdException w:name="Medium List 1 Accent 5" w:uiPriority="65"/>
+    <w:lsdException w:name="Medium List 2 Accent 5" w:uiPriority="66"/>
+    <w:lsdException w:name="Medium Grid 1 Accent 5" w:uiPriority="67"/>
+    <w:lsdException w:name="Medium Grid 2 Accent 5" w:uiPriority="68"/>
+    <w:lsdException w:name="Medium Grid 3 Accent 5" w:uiPriority="69"/>
+    <w:lsdException w:name="Dark List Accent 5" w:uiPriority="70"/>
+    <w:lsdException w:name="Colorful Shading Accent 5" w:uiPriority="71"/>
+    <w:lsdException w:name="Colorful List Accent 5" w:uiPriority="72"/>
+    <w:lsdException w:name="Colorful Grid Accent 5" w:uiPriority="73"/>
+    <w:lsdException w:name="Light Shading Accent 6" w:uiPriority="60"/>
+    <w:lsdException w:name="Light List Accent 6" w:uiPriority="61"/>
+    <w:lsdException w:name="Light Grid Accent 6" w:uiPriority="62"/>
+    <w:lsdException w:name="Medium Shading 1 Accent 6" w:uiPriority="63"/>
+    <w:lsdException w:name="Medium Shading 2 Accent 6" w:uiPriority="64"/>
+    <w:lsdException w:name="Medium List 1 Accent 6" w:uiPriority="65"/>
+    <w:lsdException w:name="Medium List 2 Accent 6" w:uiPriority="66"/>
+    <w:lsdException w:name="Medium Grid 1 Accent 6" w:uiPriority="67"/>
+    <w:lsdException w:name="Medium Grid 2 Accent 6" w:uiPriority="68"/>
+    <w:lsdException w:name="Medium Grid 3 Accent 6" w:uiPriority="69"/>
+    <w:lsdException w:name="Dark List Accent 6" w:uiPriority="70"/>
+    <w:lsdException w:name="Colorful Shading Accent 6" w:uiPriority="71"/>
+    <w:lsdException w:name="Colorful List Accent 6" w:uiPriority="72"/>
+    <w:lsdException w:name="Colorful Grid Accent 6" w:uiPriority="73"/>
+    <w:lsdException w:name="Subtle Emphasis" w:uiPriority="19" w:qFormat="1"/>
+    <w:lsdException w:name="Intense Emphasis" w:uiPriority="21" w:qFormat="1"/>
+    <w:lsdException w:name="Subtle Reference" w:uiPriority="31" w:qFormat="1"/>
+    <w:lsdException w:name="Intense Reference" w:uiPriority="32" w:qFormat="1"/>
+    <w:lsdException w:name="Book Title" w:uiPriority="33" w:qFormat="1"/>
+    <w:lsdException w:name="Bibliography" w:semiHidden="1" w:uiPriority="37" w:unhideWhenUsed="1"/>
+    <w:lsdException w:name="TOC Heading" w:semiHidden="1" w:uiPriority="39" w:unhideWhenUsed="1" w:qFormat="1"/>
+    <w:lsdException w:name="Plain Table 1" w:uiPriority="41"/>
+    <w:lsdException w:name="Plain Table 2" w:uiPriority="42"/>
+    <w:lsdException w:name="Plain Table 3" w:uiPriority="43"/>
+    <w:lsdException w:name="Plain Table 4" w:uiPriority="44"/>
+    <w:lsdException w:name="Plain Table 5" w:uiPriority="45"/>
+    <w:lsdException w:name="Grid Table Light" w:uiPriority="40"/>
+    <w:lsdException w:name="Grid Table 1 Light" w:uiPriority="46"/>
+    <w:lsdException w:name="Grid Table 2" w:uiPriority="47"/>
+    <w:lsdException w:name="Grid Table 3" w:uiPriority="48"/>
+    <w:lsdException w:name="Grid Table 4" w:uiPriority="49"/>
+    <w:lsdException w:name="Grid Table 5 Dark" w:uiPriority="50"/>
+    <w:lsdException w:name="Grid Table 6 Colorful" w:uiPriority="51"/>
+    <w:lsdException w:name="Grid Table 7 Colorful" w:uiPriority="52"/>
+    <w:lsdException w:name="Grid Table 1 Light Accent 1" w:uiPriority="46"/>
+    <w:lsdException w:name="Grid Table 2 Accent 1" w:uiPriority="47"/>
+    <w:lsdException w:name="Grid Table 3 Accent 1" w:uiPriority="48"/>
+    <w:lsdException w:name="Grid Table 4 Accent 1" w:uiPriority="49"/>
+    <w:lsdException w:name="Grid Table 5 Dark Accent 1" w:uiPriority="50"/>
+    <w:lsdException w:name="Grid Table 6 Colorful Accent 1" w:uiPriority="51"/>
+    <w:lsdException w:name="Grid Table 7 Colorful Accent 1" w:uiPriority="52"/>
+    <w:lsdException w:name="Grid Table 1 Light Accent 2" w:uiPriority="46"/>
+    <w:lsdException w:name="Grid Table 2 Accent 2" w:uiPriority="47"/>
+    <w:lsdException w:name="Grid Table 3 Accent 2" w:uiPriority="48"/>
+    <w:lsdException w:name="Grid Table 4 Accent 2" w:uiPriority="49"/>
+    <w:lsdException w:name="Grid Table 5 Dark Accent 2" w:uiPriority="50"/>
+    <w:lsdException w:name="Grid Table 6 Colorful Accent 2" w:uiPriority="51"/>
+    <w:lsdException w:name="Grid Table 7 Colorful Accent 2" w:uiPriority="52"/>
+    <w:lsdException w:name="Grid Table 1 Light Accent 3" w:uiPriority="46"/>
+    <w:lsdException w:name="Grid Table 2 Accent 3" w:uiPriority="47"/>
+    <w:lsdException w:name="Grid Table 3 Accent 3" w:uiPriority="48"/>
+    <w:lsdException w:name="Grid Table 4 Accent 3" w:uiPriority="49"/>
+    <w:lsdException w:name="Grid Table 5 Dark Accent 3" w:uiPriority="50"/>
+    <w:lsdException w:name="Grid Table 6 Colorful Accent 3" w:uiPriority="51"/>
+    <w:lsdException w:name="Grid Table 7 Colorful Accent 3" w:uiPriority="52"/>
+    <w:lsdException w:name="Grid Table 1 Light Accent 4" w:uiPriority="46"/>
+    <w:lsdException w:name="Grid Table 2 Accent 4" w:uiPriority="47"/>
+    <w:lsdException w:name="Grid Table 3 Accent 4" w:uiPriority="48"/>
+    <w:lsdException w:name="Grid Table 4 Accent 4" w:uiPriority="49"/>
+    <w:lsdException w:name="Grid Table 5 Dark Accent 4" w:uiPriority="50"/>
+    <w:lsdException w:name="Grid Table 6 Colorful Accent 4" w:uiPriority="51"/>
+    <w:lsdException w:name="Grid Table 7 Colorful Accent 4" w:uiPriority="52"/>
+    <w:lsdException w:name="Grid Table 1 Light Accent 5" w:uiPriority="46"/>
+    <w:lsdException w:name="Grid Table 2 Accent 5" w:uiPriority="47"/>
+    <w:lsdException w:name="Grid Table 3 Accent 5" w:uiPriority="48"/>
+    <w:lsdException w:name="Grid Table 4 Accent 5" w:uiPriority="49"/>
+    <w:lsdException w:name="Grid Table 5 Dark Accent 5" w:uiPriority="50"/>
+    <w:lsdException w:name="Grid Table 6 Colorful Accent 5" w:uiPriority="51"/>
+    <w:lsdException w:name="Grid Table 7 Colorful Accent 5" w:uiPriority="52"/>
+    <w:lsdException w:name="Grid Table 1 Light Accent 6" w:uiPriority="46"/>
+    <w:lsdException w:name="Grid Table 2 Accent 6" w:uiPriority="47"/>
+    <w:lsdException w:name="Grid Table 3 Accent 6" w:uiPriority="48"/>
+    <w:lsdException w:name="Grid Table 4 Accent 6" w:uiPriority="49"/>
+    <w:lsdException w:name="Grid Table 5 Dark Accent 6" w:uiPriority="50"/>
+    <w:lsdException w:name="Grid Table 6 Colorful Accent 6" w:uiPriority="51"/>
+    <w:lsdException w:name="Grid Table 7 Colorful Accent 6" w:uiPriority="52"/>
+    <w:lsdException w:name="List Table 1 Light" w:uiPriority="46"/>
+    <w:lsdException w:name="List Table 2" w:uiPriority="47"/>
+    <w:lsdException w:name="List Table 3" w:uiPriority="48"/>
+    <w:lsdException w:name="List Table 4" w:uiPriority="49"/>
+    <w:lsdException w:name="List Table 5 Dark" w:uiPriority="50"/>
+    <w:lsdException w:name="List Table 6 Colorful" w:uiPriority="51"/>
+    <w:lsdException w:name="List Table 7 Colorful" w:uiPriority="52"/>
+    <w:lsdException w:name="List Table 1 Light Accent 1" w:uiPriority="46"/>
+    <w:lsdException w:name="List Table 2 Accent 1" w:uiPriority="47"/>
+    <w:lsdException w:name="List Table 3 Accent 1" w:uiPriority="48"/>
+    <w:lsdException w:name="List Table 4 Accent 1" w:uiPriority="49"/>
+    <w:lsdException w:name="List Table 5 Dark Accent 1" w:uiPriority="50"/>
+    <w:lsdException w:name="List Table 6 Colorful Accent 1" w:uiPriority="51"/>
+    <w:lsdException w:name="List Table 7 Colorful Accent 1" w:uiPriority="52"/>
+    <w:lsdException w:name="List Table 1 Light Accent 2" w:uiPriority="46"/>
+    <w:lsdException w:name="List Table 2 Accent 2" w:uiPriority="47"/>
+    <w:lsdException w:name="List Table 3 Accent 2" w:uiPriority="48"/>
+    <w:lsdException w:name="List Table 4 Accent 2" w:uiPriority="49"/>
+    <w:lsdException w:name="List Table 5 Dark Accent 2" w:uiPriority="50"/>
+    <w:lsdException w:name="List Table 6 Colorful Accent 2" w:uiPriority="51"/>
+    <w:lsdException w:name="List Table 7 Colorful Accent 2" w:uiPriority="52"/>
+    <w:lsdException w:name="List Table 1 Light Accent 3" w:uiPriority="46"/>
+    <w:lsdException w:name="List Table 2 Accent 3" w:uiPriority="47"/>
+    <w:lsdException w:name="List Table 3 Accent 3" w:uiPriority="48"/>
+    <w:lsdException w:name="List Table 4 Accent 3" w:uiPriority="49"/>
+    <w:lsdException w:name="List Table 5 Dark Accent 3" w:uiPriority="50"/>
+    <w:lsdException w:name="List Table 6 Colorful Accent 3" w:uiPriority="51"/>
+    <w:lsdException w:name="List Table 7 Colorful Accent 3" w:uiPriority="52"/>
+    <w:lsdException w:name="List Table 1 Light Accent 4" w:uiPriority="46"/>
+    <w:lsdException w:name="List Table 2 Accent 4" w:uiPriority="47"/>
+    <w:lsdException w:name="List Table 3 Accent 4" w:uiPriority="48"/>
+    <w:lsdException w:name="List Table 4 Accent 4" w:uiPriority="49"/>
+    <w:lsdException w:name="List Table 5 Dark Accent 4" w:uiPriority="50"/>
+    <w:lsdException w:name="List Table 6 Colorful Accent 4" w:uiPriority="51"/>
+    <w:lsdException w:name="List Table 7 Colorful Accent 4" w:uiPriority="52"/>
+    <w:lsdException w:name="List Table 1 Light Accent 5" w:uiPriority="46"/>
+    <w:lsdException w:name="List Table 2 Accent 5" w:uiPriority="47"/>
+    <w:lsdException w:name="List Table 3 Accent 5" w:uiPriority="48"/>
+    <w:lsdException w:name="List Table 4 Accent 5" w:uiPriority="49"/>
+    <w:lsdException w:name="List Table 5 Dark Accent 5" w:uiPriority="50"/>
+    <w:lsdException w:name="List Table 6 Colorful Accent 5" w:uiPriority="51"/>
+    <w:lsdException w:name="List Table 7 Colorful Accent 5" w:uiPriority="52"/>
+    <w:lsdException w:name="List Table 1 Light Accent 6" w:uiPriority="46"/>
+    <w:lsdException w:name="List Table 2 Accent 6" w:uiPriority="47"/>
+    <w:lsdException w:name="List Table 3 Accent 6" w:uiPriority="48"/>
+    <w:lsdException w:name="List Table 4 Accent 6" w:uiPriority="49"/>
+    <w:lsdException w:name="List Table 5 Dark Accent 6" w:uiPriority="50"/>
+    <w:lsdException w:name="List Table 6 Colorful Accent 6" w:uiPriority="51"/>
+    <w:lsdException w:name="List Table 7 Colorful Accent 6" w:uiPriority="52"/>
+    <w:lsdException w:name="Mention" w:semiHidden="1" w:unhideWhenUsed="1"/>
+    <w:lsdException w:name="Smart Hyperlink" w:semiHidden="1" w:unhideWhenUsed="1"/>
+    <w:lsdException w:name="Hashtag" w:semiHidden="1" w:unhideWhenUsed="1"/>
+    <w:lsdException w:name="Unresolved Mention" w:semiHidden="1" w:unhideWhenUsed="1"/>
+    <w:lsdException w:name="Smart Link" w:semiHidden="1" w:unhideWhenUsed="1"/>
+  </w:latentStyles>
+  <w:style w:type="paragraph" w:default="1" w:styleId="Normal">
+    <w:name w:val="Normal"/>
+    <w:qFormat/>
   </w:style>
   <w:style w:type="paragraph" w:styleId="Heading1">
     <w:name w:val="heading 1"/>
     <w:basedOn w:val="Normal"/>
     <w:next w:val="Normal"/>
+    <w:uiPriority w:val="9"/>
+    <w:qFormat/>
     <w:pPr>
-      <w:keepNext w:val="1"/>
-      <w:keepLines w:val="1"/>
-      <w:pageBreakBefore w:val="0"/>
-      <w:spacing w:after="120" w:before="400" w:lineRule="auto"/>
+      <w:keepNext/>
+      <w:keepLines/>
+      <w:spacing w:before="400" w:after="120"/>
+      <w:outlineLvl w:val="0"/>
     </w:pPr>
     <w:rPr>
       <w:sz w:val="40"/>
@@ -312,15 +751,17 @@
     <w:name w:val="heading 2"/>
     <w:basedOn w:val="Normal"/>
     <w:next w:val="Normal"/>
+    <w:uiPriority w:val="9"/>
+    <w:semiHidden/>
+    <w:unhideWhenUsed/>
+    <w:qFormat/>
     <w:pPr>
-      <w:keepNext w:val="1"/>
-      <w:keepLines w:val="1"/>
-      <w:pageBreakBefore w:val="0"/>
-      <w:spacing w:after="120" w:before="360" w:lineRule="auto"/>
+      <w:keepNext/>
+      <w:keepLines/>
+      <w:spacing w:before="360" w:after="120"/>
+      <w:outlineLvl w:val="1"/>
     </w:pPr>
     <w:rPr>
-      <w:b w:val="0"/>
-      <w:bCs w:val="0"/>
       <w:sz w:val="32"/>
       <w:szCs w:val="32"/>
     </w:rPr>
@@ -329,15 +770,17 @@
     <w:name w:val="heading 3"/>
     <w:basedOn w:val="Normal"/>
     <w:next w:val="Normal"/>
+    <w:uiPriority w:val="9"/>
+    <w:semiHidden/>
+    <w:unhideWhenUsed/>
+    <w:qFormat/>
     <w:pPr>
-      <w:keepNext w:val="1"/>
-      <w:keepLines w:val="1"/>
-      <w:pageBreakBefore w:val="0"/>
-      <w:spacing w:after="80" w:before="320" w:lineRule="auto"/>
+      <w:keepNext/>
+      <w:keepLines/>
+      <w:spacing w:before="320" w:after="80"/>
+      <w:outlineLvl w:val="2"/>
     </w:pPr>
     <w:rPr>
-      <w:b w:val="0"/>
-      <w:bCs w:val="0"/>
       <w:color w:val="434343"/>
       <w:sz w:val="28"/>
       <w:szCs w:val="28"/>
@@ -347,11 +790,15 @@
     <w:name w:val="heading 4"/>
     <w:basedOn w:val="Normal"/>
     <w:next w:val="Normal"/>
+    <w:uiPriority w:val="9"/>
+    <w:semiHidden/>
+    <w:unhideWhenUsed/>
+    <w:qFormat/>
     <w:pPr>
-      <w:keepNext w:val="1"/>
-      <w:keepLines w:val="1"/>
-      <w:pageBreakBefore w:val="0"/>
-      <w:spacing w:after="80" w:before="280" w:lineRule="auto"/>
+      <w:keepNext/>
+      <w:keepLines/>
+      <w:spacing w:before="280" w:after="80"/>
+      <w:outlineLvl w:val="3"/>
     </w:pPr>
     <w:rPr>
       <w:color w:val="666666"/>
@@ -363,45 +810,88 @@
     <w:name w:val="heading 5"/>
     <w:basedOn w:val="Normal"/>
     <w:next w:val="Normal"/>
+    <w:uiPriority w:val="9"/>
+    <w:semiHidden/>
+    <w:unhideWhenUsed/>
+    <w:qFormat/>
     <w:pPr>
-      <w:keepNext w:val="1"/>
-      <w:keepLines w:val="1"/>
-      <w:pageBreakBefore w:val="0"/>
-      <w:spacing w:after="80" w:before="240" w:lineRule="auto"/>
+      <w:keepNext/>
+      <w:keepLines/>
+      <w:spacing w:before="240" w:after="80"/>
+      <w:outlineLvl w:val="4"/>
     </w:pPr>
     <w:rPr>
       <w:color w:val="666666"/>
-      <w:sz w:val="22"/>
-      <w:szCs w:val="22"/>
     </w:rPr>
   </w:style>
   <w:style w:type="paragraph" w:styleId="Heading6">
     <w:name w:val="heading 6"/>
     <w:basedOn w:val="Normal"/>
     <w:next w:val="Normal"/>
+    <w:uiPriority w:val="9"/>
+    <w:semiHidden/>
+    <w:unhideWhenUsed/>
+    <w:qFormat/>
     <w:pPr>
-      <w:keepNext w:val="1"/>
-      <w:keepLines w:val="1"/>
-      <w:pageBreakBefore w:val="0"/>
-      <w:spacing w:after="80" w:before="240" w:lineRule="auto"/>
+      <w:keepNext/>
+      <w:keepLines/>
+      <w:spacing w:before="240" w:after="80"/>
+      <w:outlineLvl w:val="5"/>
     </w:pPr>
     <w:rPr>
-      <w:i w:val="1"/>
-      <w:iCs w:val="1"/>
+      <w:i/>
+      <w:iCs/>
       <w:color w:val="666666"/>
-      <w:sz w:val="22"/>
-      <w:szCs w:val="22"/>
     </w:rPr>
+  </w:style>
+  <w:style w:type="character" w:default="1" w:styleId="DefaultParagraphFont">
+    <w:name w:val="Default Paragraph Font"/>
+    <w:uiPriority w:val="1"/>
+    <w:semiHidden/>
+    <w:unhideWhenUsed/>
+  </w:style>
+  <w:style w:type="table" w:default="1" w:styleId="TableNormal">
+    <w:name w:val="Normal Table"/>
+    <w:uiPriority w:val="99"/>
+    <w:semiHidden/>
+    <w:unhideWhenUsed/>
+    <w:tblPr>
+      <w:tblInd w:w="0" w:type="dxa"/>
+      <w:tblCellMar>
+        <w:top w:w="0" w:type="dxa"/>
+        <w:left w:w="108" w:type="dxa"/>
+        <w:bottom w:w="0" w:type="dxa"/>
+        <w:right w:w="108" w:type="dxa"/>
+      </w:tblCellMar>
+    </w:tblPr>
+  </w:style>
+  <w:style w:type="numbering" w:default="1" w:styleId="NoList">
+    <w:name w:val="No List"/>
+    <w:uiPriority w:val="99"/>
+    <w:semiHidden/>
+    <w:unhideWhenUsed/>
+  </w:style>
+  <w:style w:type="table" w:customStyle="1" w:styleId="TableNormal0">
+    <w:name w:val="TableNormal"/>
+    <w:tblPr>
+      <w:tblCellMar>
+        <w:top w:w="100" w:type="dxa"/>
+        <w:left w:w="100" w:type="dxa"/>
+        <w:bottom w:w="100" w:type="dxa"/>
+        <w:right w:w="100" w:type="dxa"/>
+      </w:tblCellMar>
+    </w:tblPr>
   </w:style>
   <w:style w:type="paragraph" w:styleId="Title">
     <w:name w:val="Title"/>
     <w:basedOn w:val="Normal"/>
     <w:next w:val="Normal"/>
+    <w:uiPriority w:val="10"/>
+    <w:qFormat/>
     <w:pPr>
-      <w:keepNext w:val="1"/>
-      <w:keepLines w:val="1"/>
-      <w:pageBreakBefore w:val="0"/>
-      <w:spacing w:after="60" w:before="0" w:lineRule="auto"/>
+      <w:keepNext/>
+      <w:keepLines/>
+      <w:spacing w:after="60"/>
     </w:pPr>
     <w:rPr>
       <w:sz w:val="52"/>
@@ -412,19 +902,52 @@
     <w:name w:val="Subtitle"/>
     <w:basedOn w:val="Normal"/>
     <w:next w:val="Normal"/>
+    <w:uiPriority w:val="11"/>
+    <w:qFormat/>
     <w:pPr>
-      <w:keepNext w:val="1"/>
-      <w:keepLines w:val="1"/>
-      <w:pageBreakBefore w:val="0"/>
-      <w:spacing w:after="320" w:before="0" w:lineRule="auto"/>
+      <w:keepNext/>
+      <w:keepLines/>
+      <w:spacing w:after="320"/>
     </w:pPr>
     <w:rPr>
-      <w:rFonts w:ascii="Arial" w:cs="Arial" w:eastAsia="Arial" w:hAnsi="Arial"/>
-      <w:i w:val="0"/>
-      <w:iCs w:val="0"/>
       <w:color w:val="666666"/>
       <w:sz w:val="30"/>
       <w:szCs w:val="30"/>
+    </w:rPr>
+  </w:style>
+  <w:style w:type="character" w:styleId="Hyperlink">
+    <w:name w:val="Hyperlink"/>
+    <w:basedOn w:val="DefaultParagraphFont"/>
+    <w:uiPriority w:val="99"/>
+    <w:unhideWhenUsed/>
+    <w:rsid w:val="00FF7F7D"/>
+    <w:rPr>
+      <w:color w:val="0000FF" w:themeColor="hyperlink"/>
+      <w:u w:val="single"/>
+    </w:rPr>
+  </w:style>
+  <w:style w:type="character" w:styleId="UnresolvedMention">
+    <w:name w:val="Unresolved Mention"/>
+    <w:basedOn w:val="DefaultParagraphFont"/>
+    <w:uiPriority w:val="99"/>
+    <w:semiHidden/>
+    <w:unhideWhenUsed/>
+    <w:rsid w:val="00FF7F7D"/>
+    <w:rPr>
+      <w:color w:val="605E5C"/>
+      <w:shd w:val="clear" w:color="auto" w:fill="E1DFDD"/>
+    </w:rPr>
+  </w:style>
+  <w:style w:type="character" w:styleId="FollowedHyperlink">
+    <w:name w:val="FollowedHyperlink"/>
+    <w:basedOn w:val="DefaultParagraphFont"/>
+    <w:uiPriority w:val="99"/>
+    <w:semiHidden/>
+    <w:unhideWhenUsed/>
+    <w:rsid w:val="00FF7F7D"/>
+    <w:rPr>
+      <w:color w:val="800080" w:themeColor="followedHyperlink"/>
+      <w:u w:val="single"/>
     </w:rPr>
   </w:style>
 </w:styles>
